--- a/projects/TRD-EHR/paper1-trd-prediction/reserve/religion_sensitivity.docx
+++ b/projects/TRD-EHR/paper1-trd-prediction/reserve/religion_sensitivity.docx
@@ -17,8 +17,8 @@
       </w:pPr>
       <w:r>
         <w:rPr>
+          <w:b/>
           <w:bCs/>
-          <w:b/>
         </w:rPr>
         <w:t xml:space="preserve">A reserve analysis for the TRD-prediction manuscript. Not submitted.</w:t>
       </w:r>
@@ -29,8 +29,8 @@
       </w:pPr>
       <w:r>
         <w:rPr>
+          <w:b/>
           <w:bCs/>
-          <w:b/>
         </w:rPr>
         <w:t xml:space="preserve">Result in one line.</w:t>
       </w:r>
@@ -98,8 +98,8 @@
       </w:r>
       <w:r>
         <w:rPr>
+          <w:i/>
           <w:iCs/>
-          <w:i/>
         </w:rPr>
         <w:t xml:space="preserve">missingness</w:t>
       </w:r>
@@ -136,13 +136,7 @@
         <w:t xml:space="preserve"> </w:t>
       </w:r>
       <w:r>
-        <w:t xml:space="preserve">“</w:t>
-      </w:r>
-      <w:r>
-        <w:t xml:space="preserve">unrecorded</w:t>
-      </w:r>
-      <w:r>
-        <w:t xml:space="preserve">”</w:t>
+        <w:t xml:space="preserve">“unrecorded”</w:t>
       </w:r>
       <w:r>
         <w:t xml:space="preserve"> </w:t>
@@ -182,8 +176,8 @@
       </w:r>
       <w:r>
         <w:rPr>
+          <w:i/>
           <w:iCs/>
-          <w:i/>
         </w:rPr>
         <w:t xml:space="preserve">absence</w:t>
       </w:r>
@@ -212,8 +206,8 @@
       </w:pPr>
       <w:r>
         <w:rPr>
+          <w:b/>
           <w:bCs/>
-          <w:b/>
         </w:rPr>
         <w:t xml:space="preserve">Removing is not permuting</w:t>
       </w:r>
@@ -272,22 +266,22 @@
       </w:pPr>
       <w:r>
         <w:rPr>
+          <w:b/>
           <w:bCs/>
-          <w:b/>
         </w:rPr>
         <w:t xml:space="preserve">This analysis removes the field from both representations and asks whether the</w:t>
       </w:r>
       <w:r>
         <w:rPr>
+          <w:b/>
           <w:bCs/>
+        </w:rPr>
+        <w:t xml:space="preserve"> </w:t>
+      </w:r>
+      <w:r>
+        <w:rPr>
           <w:b/>
-        </w:rPr>
-        <w:t xml:space="preserve"> </w:t>
-      </w:r>
-      <w:r>
-        <w:rPr>
           <w:bCs/>
-          <w:b/>
         </w:rPr>
         <w:t xml:space="preserve">published discrimination survives.</w:t>
       </w:r>
@@ -339,16 +333,16 @@
     </w:p>
     <w:p>
       <w:pPr>
+        <w:pStyle w:val="Compact"/>
         <w:numPr>
           <w:ilvl w:val="0"/>
           <w:numId w:val="1001"/>
         </w:numPr>
-        <w:pStyle w:val="Compact"/>
       </w:pPr>
       <w:r>
         <w:rPr>
+          <w:b/>
           <w:bCs/>
-          <w:b/>
         </w:rPr>
         <w:t xml:space="preserve">The feature matrix loses the Religion column.</w:t>
       </w:r>
@@ -391,16 +385,16 @@
     </w:p>
     <w:p>
       <w:pPr>
+        <w:pStyle w:val="Compact"/>
         <w:numPr>
           <w:ilvl w:val="0"/>
           <w:numId w:val="1001"/>
         </w:numPr>
-        <w:pStyle w:val="Compact"/>
       </w:pPr>
       <w:r>
         <w:rPr>
+          <w:b/>
           <w:bCs/>
-          <w:b/>
         </w:rPr>
         <w:t xml:space="preserve">The narrative drops the Religion field from its sociodemographics line</w:t>
       </w:r>
@@ -411,7 +405,7 @@
         <w:t xml:space="preserve"> </w:t>
       </w:r>
       <w:r>
-        <w:t xml:space="preserve">the 42,579 re-rendered narratives are re-embedded with the primary encoder</w:t>
+        <w:t xml:space="preserve">the 42,579 re-rendered narratives are re-embedded with</w:t>
       </w:r>
       <w:r>
         <w:t xml:space="preserve"> </w:t>
@@ -540,8 +534,8 @@
       </w:r>
       <w:r>
         <w:rPr>
+          <w:b/>
           <w:bCs/>
-          <w:b/>
         </w:rPr>
         <w:t xml:space="preserve">paired</w:t>
       </w:r>
@@ -586,23 +580,23 @@
       </w:r>
       <w:r>
         <w:rPr>
+          <w:b/>
           <w:bCs/>
-          <w:b/>
         </w:rPr>
         <w:t xml:space="preserve">parity round’s</w:t>
       </w:r>
       <w:r>
         <w:rPr>
+          <w:b/>
           <w:bCs/>
-          <w:b/>
         </w:rPr>
         <w:t xml:space="preserve"> </w:t>
       </w:r>
       <w:r>
         <w:rPr>
           <w:rStyle w:val="VerbatimChar"/>
+          <w:b/>
           <w:bCs/>
-          <w:b/>
         </w:rPr>
         <w:t xml:space="preserve">narrative_control</w:t>
       </w:r>
@@ -857,8 +851,8 @@
       </w:r>
       <w:r>
         <w:rPr>
+          <w:i/>
           <w:iCs/>
-          <w:i/>
         </w:rPr>
         <w:t xml:space="preserve">in</w:t>
       </w:r>
@@ -873,8 +867,8 @@
       </w:r>
       <w:r>
         <w:rPr>
+          <w:b/>
           <w:bCs/>
-          <w:b/>
         </w:rPr>
         <w:t xml:space="preserve">Missing data</w:t>
       </w:r>
@@ -942,16 +936,27 @@
     <w:tbl>
       <w:tblPr>
         <w:tblStyle w:val="Table"/>
-        <w:tblW w:type="pct" w:w="0.0"/>
+        <w:tblW w:type="pct" w:w="5000"/>
+        <w:tblLayout w:type="fixed"/>
         <w:tblLook w:firstRow="1" w:lastRow="0" w:firstColumn="0" w:lastColumn="0" w:noHBand="0" w:noVBand="0" w:val="0020"/>
       </w:tblPr>
-      <w:tblGrid/>
+      <w:tblGrid>
+        <w:gridCol w:w="1320"/>
+        <w:gridCol w:w="1320"/>
+        <w:gridCol w:w="1320"/>
+        <w:gridCol w:w="1320"/>
+        <w:gridCol w:w="1320"/>
+        <w:gridCol w:w="1320"/>
+      </w:tblGrid>
       <w:tr>
-        <w:tc>
-          <w:p>
-            <w:pPr>
-              <w:pStyle w:val="Compact"/>
-              <w:jc w:val="left"/>
+        <w:trPr>
+          <w:tblHeader w:val="on"/>
+        </w:trPr>
+        <w:tc>
+          <w:tcPr/>
+          <w:p>
+            <w:pPr>
+              <w:pStyle w:val="Compact"/>
             </w:pPr>
             <w:r>
               <w:t xml:space="preserve">Model</w:t>
@@ -959,10 +964,10 @@
           </w:p>
         </w:tc>
         <w:tc>
-          <w:p>
-            <w:pPr>
-              <w:pStyle w:val="Compact"/>
-              <w:jc w:val="left"/>
+          <w:tcPr/>
+          <w:p>
+            <w:pPr>
+              <w:pStyle w:val="Compact"/>
             </w:pPr>
             <w:r>
               <w:t xml:space="preserve">Published ROC AUC</w:t>
@@ -970,10 +975,10 @@
           </w:p>
         </w:tc>
         <w:tc>
-          <w:p>
-            <w:pPr>
-              <w:pStyle w:val="Compact"/>
-              <w:jc w:val="left"/>
+          <w:tcPr/>
+          <w:p>
+            <w:pPr>
+              <w:pStyle w:val="Compact"/>
             </w:pPr>
             <w:r>
               <w:t xml:space="preserve">Without religion</w:t>
@@ -981,10 +986,10 @@
           </w:p>
         </w:tc>
         <w:tc>
-          <w:p>
-            <w:pPr>
-              <w:pStyle w:val="Compact"/>
-              <w:jc w:val="left"/>
+          <w:tcPr/>
+          <w:p>
+            <w:pPr>
+              <w:pStyle w:val="Compact"/>
             </w:pPr>
             <w:r>
               <w:t xml:space="preserve">Paired Δ</w:t>
@@ -992,10 +997,10 @@
           </w:p>
         </w:tc>
         <w:tc>
-          <w:p>
-            <w:pPr>
-              <w:pStyle w:val="Compact"/>
-              <w:jc w:val="left"/>
+          <w:tcPr/>
+          <w:p>
+            <w:pPr>
+              <w:pStyle w:val="Compact"/>
             </w:pPr>
             <w:r>
               <w:t xml:space="preserve">95% CI</w:t>
@@ -1003,10 +1008,10 @@
           </w:p>
         </w:tc>
         <w:tc>
-          <w:p>
-            <w:pPr>
-              <w:pStyle w:val="Compact"/>
-              <w:jc w:val="left"/>
+          <w:tcPr/>
+          <w:p>
+            <w:pPr>
+              <w:pStyle w:val="Compact"/>
             </w:pPr>
             <w:r>
               <w:t xml:space="preserve">Excludes zero</w:t>
@@ -1016,10 +1021,10 @@
       </w:tr>
       <w:tr>
         <w:tc>
-          <w:p>
-            <w:pPr>
-              <w:pStyle w:val="Compact"/>
-              <w:jc w:val="left"/>
+          <w:tcPr/>
+          <w:p>
+            <w:pPr>
+              <w:pStyle w:val="Compact"/>
             </w:pPr>
             <w:r>
               <w:t xml:space="preserve">Logistic regression</w:t>
@@ -1027,10 +1032,10 @@
           </w:p>
         </w:tc>
         <w:tc>
-          <w:p>
-            <w:pPr>
-              <w:pStyle w:val="Compact"/>
-              <w:jc w:val="left"/>
+          <w:tcPr/>
+          <w:p>
+            <w:pPr>
+              <w:pStyle w:val="Compact"/>
             </w:pPr>
             <w:r>
               <w:t xml:space="preserve">0.6288</w:t>
@@ -1038,10 +1043,10 @@
           </w:p>
         </w:tc>
         <w:tc>
-          <w:p>
-            <w:pPr>
-              <w:pStyle w:val="Compact"/>
-              <w:jc w:val="left"/>
+          <w:tcPr/>
+          <w:p>
+            <w:pPr>
+              <w:pStyle w:val="Compact"/>
             </w:pPr>
             <w:r>
               <w:t xml:space="preserve">0.6290</w:t>
@@ -1049,10 +1054,10 @@
           </w:p>
         </w:tc>
         <w:tc>
-          <w:p>
-            <w:pPr>
-              <w:pStyle w:val="Compact"/>
-              <w:jc w:val="left"/>
+          <w:tcPr/>
+          <w:p>
+            <w:pPr>
+              <w:pStyle w:val="Compact"/>
             </w:pPr>
             <w:r>
               <w:t xml:space="preserve">+0.0001</w:t>
@@ -1060,10 +1065,10 @@
           </w:p>
         </w:tc>
         <w:tc>
-          <w:p>
-            <w:pPr>
-              <w:pStyle w:val="Compact"/>
-              <w:jc w:val="left"/>
+          <w:tcPr/>
+          <w:p>
+            <w:pPr>
+              <w:pStyle w:val="Compact"/>
             </w:pPr>
             <w:r>
               <w:t xml:space="preserve">−0.0011 to +0.0015</w:t>
@@ -1071,10 +1076,10 @@
           </w:p>
         </w:tc>
         <w:tc>
-          <w:p>
-            <w:pPr>
-              <w:pStyle w:val="Compact"/>
-              <w:jc w:val="left"/>
+          <w:tcPr/>
+          <w:p>
+            <w:pPr>
+              <w:pStyle w:val="Compact"/>
             </w:pPr>
             <w:r>
               <w:t xml:space="preserve">no</w:t>
@@ -1084,10 +1089,10 @@
       </w:tr>
       <w:tr>
         <w:tc>
-          <w:p>
-            <w:pPr>
-              <w:pStyle w:val="Compact"/>
-              <w:jc w:val="left"/>
+          <w:tcPr/>
+          <w:p>
+            <w:pPr>
+              <w:pStyle w:val="Compact"/>
             </w:pPr>
             <w:r>
               <w:t xml:space="preserve">XGBoost</w:t>
@@ -1095,10 +1100,10 @@
           </w:p>
         </w:tc>
         <w:tc>
-          <w:p>
-            <w:pPr>
-              <w:pStyle w:val="Compact"/>
-              <w:jc w:val="left"/>
+          <w:tcPr/>
+          <w:p>
+            <w:pPr>
+              <w:pStyle w:val="Compact"/>
             </w:pPr>
             <w:r>
               <w:t xml:space="preserve">0.6492</w:t>
@@ -1106,10 +1111,10 @@
           </w:p>
         </w:tc>
         <w:tc>
-          <w:p>
-            <w:pPr>
-              <w:pStyle w:val="Compact"/>
-              <w:jc w:val="left"/>
+          <w:tcPr/>
+          <w:p>
+            <w:pPr>
+              <w:pStyle w:val="Compact"/>
             </w:pPr>
             <w:r>
               <w:t xml:space="preserve">0.6494</w:t>
@@ -1117,10 +1122,10 @@
           </w:p>
         </w:tc>
         <w:tc>
-          <w:p>
-            <w:pPr>
-              <w:pStyle w:val="Compact"/>
-              <w:jc w:val="left"/>
+          <w:tcPr/>
+          <w:p>
+            <w:pPr>
+              <w:pStyle w:val="Compact"/>
             </w:pPr>
             <w:r>
               <w:t xml:space="preserve">+0.0002</w:t>
@@ -1128,10 +1133,10 @@
           </w:p>
         </w:tc>
         <w:tc>
-          <w:p>
-            <w:pPr>
-              <w:pStyle w:val="Compact"/>
-              <w:jc w:val="left"/>
+          <w:tcPr/>
+          <w:p>
+            <w:pPr>
+              <w:pStyle w:val="Compact"/>
             </w:pPr>
             <w:r>
               <w:t xml:space="preserve">−0.0005 to +0.0009</w:t>
@@ -1139,10 +1144,10 @@
           </w:p>
         </w:tc>
         <w:tc>
-          <w:p>
-            <w:pPr>
-              <w:pStyle w:val="Compact"/>
-              <w:jc w:val="left"/>
+          <w:tcPr/>
+          <w:p>
+            <w:pPr>
+              <w:pStyle w:val="Compact"/>
             </w:pPr>
             <w:r>
               <w:t xml:space="preserve">no</w:t>
@@ -1183,8 +1188,8 @@
       </w:pPr>
       <w:r>
         <w:rPr>
+          <w:b/>
           <w:bCs/>
-          <w:b/>
         </w:rPr>
         <w:t xml:space="preserve">The tuning did not move.</w:t>
       </w:r>
@@ -1255,16 +1260,27 @@
     <w:tbl>
       <w:tblPr>
         <w:tblStyle w:val="Table"/>
-        <w:tblW w:type="pct" w:w="0.0"/>
+        <w:tblW w:type="pct" w:w="5000"/>
+        <w:tblLayout w:type="fixed"/>
         <w:tblLook w:firstRow="1" w:lastRow="0" w:firstColumn="0" w:lastColumn="0" w:noHBand="0" w:noVBand="0" w:val="0020"/>
       </w:tblPr>
-      <w:tblGrid/>
+      <w:tblGrid>
+        <w:gridCol w:w="1320"/>
+        <w:gridCol w:w="1320"/>
+        <w:gridCol w:w="1320"/>
+        <w:gridCol w:w="1320"/>
+        <w:gridCol w:w="1320"/>
+        <w:gridCol w:w="1320"/>
+      </w:tblGrid>
       <w:tr>
-        <w:tc>
-          <w:p>
-            <w:pPr>
-              <w:pStyle w:val="Compact"/>
-              <w:jc w:val="left"/>
+        <w:trPr>
+          <w:tblHeader w:val="on"/>
+        </w:trPr>
+        <w:tc>
+          <w:tcPr/>
+          <w:p>
+            <w:pPr>
+              <w:pStyle w:val="Compact"/>
             </w:pPr>
             <w:r>
               <w:t xml:space="preserve">Model</w:t>
@@ -1272,10 +1288,10 @@
           </w:p>
         </w:tc>
         <w:tc>
-          <w:p>
-            <w:pPr>
-              <w:pStyle w:val="Compact"/>
-              <w:jc w:val="left"/>
+          <w:tcPr/>
+          <w:p>
+            <w:pPr>
+              <w:pStyle w:val="Compact"/>
             </w:pPr>
             <w:r>
               <w:t xml:space="preserve">Control ROC AUC</w:t>
@@ -1283,10 +1299,10 @@
           </w:p>
         </w:tc>
         <w:tc>
-          <w:p>
-            <w:pPr>
-              <w:pStyle w:val="Compact"/>
-              <w:jc w:val="left"/>
+          <w:tcPr/>
+          <w:p>
+            <w:pPr>
+              <w:pStyle w:val="Compact"/>
             </w:pPr>
             <w:r>
               <w:t xml:space="preserve">Without religion</w:t>
@@ -1294,10 +1310,10 @@
           </w:p>
         </w:tc>
         <w:tc>
-          <w:p>
-            <w:pPr>
-              <w:pStyle w:val="Compact"/>
-              <w:jc w:val="left"/>
+          <w:tcPr/>
+          <w:p>
+            <w:pPr>
+              <w:pStyle w:val="Compact"/>
             </w:pPr>
             <w:r>
               <w:t xml:space="preserve">Paired Δ</w:t>
@@ -1305,10 +1321,10 @@
           </w:p>
         </w:tc>
         <w:tc>
-          <w:p>
-            <w:pPr>
-              <w:pStyle w:val="Compact"/>
-              <w:jc w:val="left"/>
+          <w:tcPr/>
+          <w:p>
+            <w:pPr>
+              <w:pStyle w:val="Compact"/>
             </w:pPr>
             <w:r>
               <w:t xml:space="preserve">95% CI</w:t>
@@ -1316,10 +1332,10 @@
           </w:p>
         </w:tc>
         <w:tc>
-          <w:p>
-            <w:pPr>
-              <w:pStyle w:val="Compact"/>
-              <w:jc w:val="left"/>
+          <w:tcPr/>
+          <w:p>
+            <w:pPr>
+              <w:pStyle w:val="Compact"/>
             </w:pPr>
             <w:r>
               <w:t xml:space="preserve">Excludes zero</w:t>
@@ -1329,10 +1345,10 @@
       </w:tr>
       <w:tr>
         <w:tc>
-          <w:p>
-            <w:pPr>
-              <w:pStyle w:val="Compact"/>
-              <w:jc w:val="left"/>
+          <w:tcPr/>
+          <w:p>
+            <w:pPr>
+              <w:pStyle w:val="Compact"/>
             </w:pPr>
             <w:r>
               <w:t xml:space="preserve">Logistic regression</w:t>
@@ -1340,10 +1356,10 @@
           </w:p>
         </w:tc>
         <w:tc>
-          <w:p>
-            <w:pPr>
-              <w:pStyle w:val="Compact"/>
-              <w:jc w:val="left"/>
+          <w:tcPr/>
+          <w:p>
+            <w:pPr>
+              <w:pStyle w:val="Compact"/>
             </w:pPr>
             <w:r>
               <w:t xml:space="preserve">0.6600</w:t>
@@ -1351,10 +1367,10 @@
           </w:p>
         </w:tc>
         <w:tc>
-          <w:p>
-            <w:pPr>
-              <w:pStyle w:val="Compact"/>
-              <w:jc w:val="left"/>
+          <w:tcPr/>
+          <w:p>
+            <w:pPr>
+              <w:pStyle w:val="Compact"/>
             </w:pPr>
             <w:r>
               <w:t xml:space="preserve">0.6613</w:t>
@@ -1362,10 +1378,10 @@
           </w:p>
         </w:tc>
         <w:tc>
-          <w:p>
-            <w:pPr>
-              <w:pStyle w:val="Compact"/>
-              <w:jc w:val="left"/>
+          <w:tcPr/>
+          <w:p>
+            <w:pPr>
+              <w:pStyle w:val="Compact"/>
             </w:pPr>
             <w:r>
               <w:t xml:space="preserve">+0.0013</w:t>
@@ -1373,10 +1389,10 @@
           </w:p>
         </w:tc>
         <w:tc>
-          <w:p>
-            <w:pPr>
-              <w:pStyle w:val="Compact"/>
-              <w:jc w:val="left"/>
+          <w:tcPr/>
+          <w:p>
+            <w:pPr>
+              <w:pStyle w:val="Compact"/>
             </w:pPr>
             <w:r>
               <w:t xml:space="preserve">−0.0017 to +0.0039</w:t>
@@ -1384,10 +1400,10 @@
           </w:p>
         </w:tc>
         <w:tc>
-          <w:p>
-            <w:pPr>
-              <w:pStyle w:val="Compact"/>
-              <w:jc w:val="left"/>
+          <w:tcPr/>
+          <w:p>
+            <w:pPr>
+              <w:pStyle w:val="Compact"/>
             </w:pPr>
             <w:r>
               <w:t xml:space="preserve">no</w:t>
@@ -1397,10 +1413,10 @@
       </w:tr>
       <w:tr>
         <w:tc>
-          <w:p>
-            <w:pPr>
-              <w:pStyle w:val="Compact"/>
-              <w:jc w:val="left"/>
+          <w:tcPr/>
+          <w:p>
+            <w:pPr>
+              <w:pStyle w:val="Compact"/>
             </w:pPr>
             <w:r>
               <w:t xml:space="preserve">XGBoost</w:t>
@@ -1408,10 +1424,10 @@
           </w:p>
         </w:tc>
         <w:tc>
-          <w:p>
-            <w:pPr>
-              <w:pStyle w:val="Compact"/>
-              <w:jc w:val="left"/>
+          <w:tcPr/>
+          <w:p>
+            <w:pPr>
+              <w:pStyle w:val="Compact"/>
             </w:pPr>
             <w:r>
               <w:t xml:space="preserve">0.6377</w:t>
@@ -1419,10 +1435,10 @@
           </w:p>
         </w:tc>
         <w:tc>
-          <w:p>
-            <w:pPr>
-              <w:pStyle w:val="Compact"/>
-              <w:jc w:val="left"/>
+          <w:tcPr/>
+          <w:p>
+            <w:pPr>
+              <w:pStyle w:val="Compact"/>
             </w:pPr>
             <w:r>
               <w:t xml:space="preserve">0.6346</w:t>
@@ -1430,10 +1446,10 @@
           </w:p>
         </w:tc>
         <w:tc>
-          <w:p>
-            <w:pPr>
-              <w:pStyle w:val="Compact"/>
-              <w:jc w:val="left"/>
+          <w:tcPr/>
+          <w:p>
+            <w:pPr>
+              <w:pStyle w:val="Compact"/>
             </w:pPr>
             <w:r>
               <w:t xml:space="preserve">−0.0031</w:t>
@@ -1441,10 +1457,10 @@
           </w:p>
         </w:tc>
         <w:tc>
-          <w:p>
-            <w:pPr>
-              <w:pStyle w:val="Compact"/>
-              <w:jc w:val="left"/>
+          <w:tcPr/>
+          <w:p>
+            <w:pPr>
+              <w:pStyle w:val="Compact"/>
             </w:pPr>
             <w:r>
               <w:t xml:space="preserve">−0.0083 to +0.0024</w:t>
@@ -1452,10 +1468,10 @@
           </w:p>
         </w:tc>
         <w:tc>
-          <w:p>
-            <w:pPr>
-              <w:pStyle w:val="Compact"/>
-              <w:jc w:val="left"/>
+          <w:tcPr/>
+          <w:p>
+            <w:pPr>
+              <w:pStyle w:val="Compact"/>
             </w:pPr>
             <w:r>
               <w:t xml:space="preserve">no</w:t>
@@ -1476,8 +1492,8 @@
       </w:r>
       <w:r>
         <w:rPr>
+          <w:b/>
           <w:bCs/>
-          <w:b/>
         </w:rPr>
         <w:t xml:space="preserve">the field does not carry the published result</w:t>
       </w:r>
@@ -1505,8 +1521,8 @@
       </w:pPr>
       <w:r>
         <w:rPr>
+          <w:b/>
           <w:bCs/>
-          <w:b/>
         </w:rPr>
         <w:t xml:space="preserve">The two point estimates disagree in sign</w:t>
       </w:r>
@@ -1550,8 +1566,8 @@
       </w:pPr>
       <w:r>
         <w:rPr>
+          <w:b/>
           <w:bCs/>
-          <w:b/>
         </w:rPr>
         <w:t xml:space="preserve">One of the two carries a hyperparameter change and the other does not.</w:t>
       </w:r>
@@ -1578,8 +1594,8 @@
       </w:r>
       <w:r>
         <w:rPr>
+          <w:i/>
           <w:iCs/>
-          <w:i/>
         </w:rPr>
         <w:t xml:space="preserve">published</w:t>
       </w:r>
@@ -1642,8 +1658,8 @@
       </w:r>
       <w:r>
         <w:rPr>
+          <w:i/>
           <w:iCs/>
-          <w:i/>
         </w:rPr>
         <w:t xml:space="preserve">published</w:t>
       </w:r>
@@ -1663,16 +1679,27 @@
     <w:tbl>
       <w:tblPr>
         <w:tblStyle w:val="Table"/>
-        <w:tblW w:type="pct" w:w="0.0"/>
+        <w:tblW w:type="pct" w:w="5000"/>
+        <w:tblLayout w:type="fixed"/>
         <w:tblLook w:firstRow="1" w:lastRow="0" w:firstColumn="0" w:lastColumn="0" w:noHBand="0" w:noVBand="0" w:val="0020"/>
       </w:tblPr>
-      <w:tblGrid/>
+      <w:tblGrid>
+        <w:gridCol w:w="1320"/>
+        <w:gridCol w:w="1320"/>
+        <w:gridCol w:w="1320"/>
+        <w:gridCol w:w="1320"/>
+        <w:gridCol w:w="1320"/>
+        <w:gridCol w:w="1320"/>
+      </w:tblGrid>
       <w:tr>
-        <w:tc>
-          <w:p>
-            <w:pPr>
-              <w:pStyle w:val="Compact"/>
-              <w:jc w:val="left"/>
+        <w:trPr>
+          <w:tblHeader w:val="on"/>
+        </w:trPr>
+        <w:tc>
+          <w:tcPr/>
+          <w:p>
+            <w:pPr>
+              <w:pStyle w:val="Compact"/>
             </w:pPr>
             <w:r>
               <w:t xml:space="preserve">Model</w:t>
@@ -1680,10 +1707,10 @@
           </w:p>
         </w:tc>
         <w:tc>
-          <w:p>
-            <w:pPr>
-              <w:pStyle w:val="Compact"/>
-              <w:jc w:val="left"/>
+          <w:tcPr/>
+          <w:p>
+            <w:pPr>
+              <w:pStyle w:val="Compact"/>
             </w:pPr>
             <w:r>
               <w:t xml:space="preserve">Published ROC AUC</w:t>
@@ -1691,10 +1718,10 @@
           </w:p>
         </w:tc>
         <w:tc>
-          <w:p>
-            <w:pPr>
-              <w:pStyle w:val="Compact"/>
-              <w:jc w:val="left"/>
+          <w:tcPr/>
+          <w:p>
+            <w:pPr>
+              <w:pStyle w:val="Compact"/>
             </w:pPr>
             <w:r>
               <w:t xml:space="preserve">Without religion</w:t>
@@ -1702,10 +1729,10 @@
           </w:p>
         </w:tc>
         <w:tc>
-          <w:p>
-            <w:pPr>
-              <w:pStyle w:val="Compact"/>
-              <w:jc w:val="left"/>
+          <w:tcPr/>
+          <w:p>
+            <w:pPr>
+              <w:pStyle w:val="Compact"/>
             </w:pPr>
             <w:r>
               <w:t xml:space="preserve">Paired Δ</w:t>
@@ -1713,10 +1740,10 @@
           </w:p>
         </w:tc>
         <w:tc>
-          <w:p>
-            <w:pPr>
-              <w:pStyle w:val="Compact"/>
-              <w:jc w:val="left"/>
+          <w:tcPr/>
+          <w:p>
+            <w:pPr>
+              <w:pStyle w:val="Compact"/>
             </w:pPr>
             <w:r>
               <w:t xml:space="preserve">95% CI</w:t>
@@ -1724,10 +1751,10 @@
           </w:p>
         </w:tc>
         <w:tc>
-          <w:p>
-            <w:pPr>
-              <w:pStyle w:val="Compact"/>
-              <w:jc w:val="left"/>
+          <w:tcPr/>
+          <w:p>
+            <w:pPr>
+              <w:pStyle w:val="Compact"/>
             </w:pPr>
             <w:r>
               <w:t xml:space="preserve">Excludes zero</w:t>
@@ -1737,10 +1764,10 @@
       </w:tr>
       <w:tr>
         <w:tc>
-          <w:p>
-            <w:pPr>
-              <w:pStyle w:val="Compact"/>
-              <w:jc w:val="left"/>
+          <w:tcPr/>
+          <w:p>
+            <w:pPr>
+              <w:pStyle w:val="Compact"/>
             </w:pPr>
             <w:r>
               <w:t xml:space="preserve">Logistic regression</w:t>
@@ -1748,10 +1775,10 @@
           </w:p>
         </w:tc>
         <w:tc>
-          <w:p>
-            <w:pPr>
-              <w:pStyle w:val="Compact"/>
-              <w:jc w:val="left"/>
+          <w:tcPr/>
+          <w:p>
+            <w:pPr>
+              <w:pStyle w:val="Compact"/>
             </w:pPr>
             <w:r>
               <w:t xml:space="preserve">0.6571</w:t>
@@ -1759,10 +1786,10 @@
           </w:p>
         </w:tc>
         <w:tc>
-          <w:p>
-            <w:pPr>
-              <w:pStyle w:val="Compact"/>
-              <w:jc w:val="left"/>
+          <w:tcPr/>
+          <w:p>
+            <w:pPr>
+              <w:pStyle w:val="Compact"/>
             </w:pPr>
             <w:r>
               <w:t xml:space="preserve">0.6613</w:t>
@@ -1770,10 +1797,10 @@
           </w:p>
         </w:tc>
         <w:tc>
-          <w:p>
-            <w:pPr>
-              <w:pStyle w:val="Compact"/>
-              <w:jc w:val="left"/>
+          <w:tcPr/>
+          <w:p>
+            <w:pPr>
+              <w:pStyle w:val="Compact"/>
             </w:pPr>
             <w:r>
               <w:t xml:space="preserve">+0.0042</w:t>
@@ -1781,10 +1808,10 @@
           </w:p>
         </w:tc>
         <w:tc>
-          <w:p>
-            <w:pPr>
-              <w:pStyle w:val="Compact"/>
-              <w:jc w:val="left"/>
+          <w:tcPr/>
+          <w:p>
+            <w:pPr>
+              <w:pStyle w:val="Compact"/>
             </w:pPr>
             <w:r>
               <w:t xml:space="preserve">−0.0006 to +0.0087</w:t>
@@ -1792,10 +1819,10 @@
           </w:p>
         </w:tc>
         <w:tc>
-          <w:p>
-            <w:pPr>
-              <w:pStyle w:val="Compact"/>
-              <w:jc w:val="left"/>
+          <w:tcPr/>
+          <w:p>
+            <w:pPr>
+              <w:pStyle w:val="Compact"/>
             </w:pPr>
             <w:r>
               <w:t xml:space="preserve">no</w:t>
@@ -1805,10 +1832,10 @@
       </w:tr>
       <w:tr>
         <w:tc>
-          <w:p>
-            <w:pPr>
-              <w:pStyle w:val="Compact"/>
-              <w:jc w:val="left"/>
+          <w:tcPr/>
+          <w:p>
+            <w:pPr>
+              <w:pStyle w:val="Compact"/>
             </w:pPr>
             <w:r>
               <w:t xml:space="preserve">XGBoost</w:t>
@@ -1816,10 +1843,10 @@
           </w:p>
         </w:tc>
         <w:tc>
-          <w:p>
-            <w:pPr>
-              <w:pStyle w:val="Compact"/>
-              <w:jc w:val="left"/>
+          <w:tcPr/>
+          <w:p>
+            <w:pPr>
+              <w:pStyle w:val="Compact"/>
             </w:pPr>
             <w:r>
               <w:t xml:space="preserve">0.6357</w:t>
@@ -1827,10 +1854,10 @@
           </w:p>
         </w:tc>
         <w:tc>
-          <w:p>
-            <w:pPr>
-              <w:pStyle w:val="Compact"/>
-              <w:jc w:val="left"/>
+          <w:tcPr/>
+          <w:p>
+            <w:pPr>
+              <w:pStyle w:val="Compact"/>
             </w:pPr>
             <w:r>
               <w:t xml:space="preserve">0.6346</w:t>
@@ -1838,10 +1865,10 @@
           </w:p>
         </w:tc>
         <w:tc>
-          <w:p>
-            <w:pPr>
-              <w:pStyle w:val="Compact"/>
-              <w:jc w:val="left"/>
+          <w:tcPr/>
+          <w:p>
+            <w:pPr>
+              <w:pStyle w:val="Compact"/>
             </w:pPr>
             <w:r>
               <w:t xml:space="preserve">−0.0011</w:t>
@@ -1849,10 +1876,10 @@
           </w:p>
         </w:tc>
         <w:tc>
-          <w:p>
-            <w:pPr>
-              <w:pStyle w:val="Compact"/>
-              <w:jc w:val="left"/>
+          <w:tcPr/>
+          <w:p>
+            <w:pPr>
+              <w:pStyle w:val="Compact"/>
             </w:pPr>
             <w:r>
               <w:t xml:space="preserve">−0.0081 to +0.0060</w:t>
@@ -1860,10 +1887,10 @@
           </w:p>
         </w:tc>
         <w:tc>
-          <w:p>
-            <w:pPr>
-              <w:pStyle w:val="Compact"/>
-              <w:jc w:val="left"/>
+          <w:tcPr/>
+          <w:p>
+            <w:pPr>
+              <w:pStyle w:val="Compact"/>
             </w:pPr>
             <w:r>
               <w:t xml:space="preserve">no</w:t>
@@ -1943,16 +1970,27 @@
     <w:tbl>
       <w:tblPr>
         <w:tblStyle w:val="Table"/>
-        <w:tblW w:type="pct" w:w="0.0"/>
+        <w:tblW w:type="pct" w:w="5000"/>
+        <w:tblLayout w:type="fixed"/>
         <w:tblLook w:firstRow="1" w:lastRow="0" w:firstColumn="0" w:lastColumn="0" w:noHBand="0" w:noVBand="0" w:val="0020"/>
       </w:tblPr>
-      <w:tblGrid/>
+      <w:tblGrid>
+        <w:gridCol w:w="1320"/>
+        <w:gridCol w:w="1320"/>
+        <w:gridCol w:w="1320"/>
+        <w:gridCol w:w="1320"/>
+        <w:gridCol w:w="1320"/>
+        <w:gridCol w:w="1320"/>
+      </w:tblGrid>
       <w:tr>
-        <w:tc>
-          <w:p>
-            <w:pPr>
-              <w:pStyle w:val="Compact"/>
-              <w:jc w:val="left"/>
+        <w:trPr>
+          <w:tblHeader w:val="on"/>
+        </w:trPr>
+        <w:tc>
+          <w:tcPr/>
+          <w:p>
+            <w:pPr>
+              <w:pStyle w:val="Compact"/>
             </w:pPr>
             <w:r>
               <w:t xml:space="preserve">Arm</w:t>
@@ -1960,10 +1998,10 @@
           </w:p>
         </w:tc>
         <w:tc>
-          <w:p>
-            <w:pPr>
-              <w:pStyle w:val="Compact"/>
-              <w:jc w:val="left"/>
+          <w:tcPr/>
+          <w:p>
+            <w:pPr>
+              <w:pStyle w:val="Compact"/>
             </w:pPr>
             <w:r>
               <w:t xml:space="preserve">Model</w:t>
@@ -1971,10 +2009,10 @@
           </w:p>
         </w:tc>
         <w:tc>
-          <w:p>
-            <w:pPr>
-              <w:pStyle w:val="Compact"/>
-              <w:jc w:val="left"/>
+          <w:tcPr/>
+          <w:p>
+            <w:pPr>
+              <w:pStyle w:val="Compact"/>
             </w:pPr>
             <w:r>
               <w:t xml:space="preserve">Comparator slope</w:t>
@@ -1982,10 +2020,10 @@
           </w:p>
         </w:tc>
         <w:tc>
-          <w:p>
-            <w:pPr>
-              <w:pStyle w:val="Compact"/>
-              <w:jc w:val="left"/>
+          <w:tcPr/>
+          <w:p>
+            <w:pPr>
+              <w:pStyle w:val="Compact"/>
             </w:pPr>
             <w:r>
               <w:t xml:space="preserve">Without religion</w:t>
@@ -1993,10 +2031,10 @@
           </w:p>
         </w:tc>
         <w:tc>
-          <w:p>
-            <w:pPr>
-              <w:pStyle w:val="Compact"/>
-              <w:jc w:val="left"/>
+          <w:tcPr/>
+          <w:p>
+            <w:pPr>
+              <w:pStyle w:val="Compact"/>
             </w:pPr>
             <w:r>
               <w:t xml:space="preserve">Comparator Brier</w:t>
@@ -2004,10 +2042,10 @@
           </w:p>
         </w:tc>
         <w:tc>
-          <w:p>
-            <w:pPr>
-              <w:pStyle w:val="Compact"/>
-              <w:jc w:val="left"/>
+          <w:tcPr/>
+          <w:p>
+            <w:pPr>
+              <w:pStyle w:val="Compact"/>
             </w:pPr>
             <w:r>
               <w:t xml:space="preserve">Without religion</w:t>
@@ -2017,10 +2055,10 @@
       </w:tr>
       <w:tr>
         <w:tc>
-          <w:p>
-            <w:pPr>
-              <w:pStyle w:val="Compact"/>
-              <w:jc w:val="left"/>
+          <w:tcPr/>
+          <w:p>
+            <w:pPr>
+              <w:pStyle w:val="Compact"/>
             </w:pPr>
             <w:r>
               <w:t xml:space="preserve">Feature (vs published)</w:t>
@@ -2028,10 +2066,10 @@
           </w:p>
         </w:tc>
         <w:tc>
-          <w:p>
-            <w:pPr>
-              <w:pStyle w:val="Compact"/>
-              <w:jc w:val="left"/>
+          <w:tcPr/>
+          <w:p>
+            <w:pPr>
+              <w:pStyle w:val="Compact"/>
             </w:pPr>
             <w:r>
               <w:t xml:space="preserve">Logistic regression</w:t>
@@ -2039,10 +2077,10 @@
           </w:p>
         </w:tc>
         <w:tc>
-          <w:p>
-            <w:pPr>
-              <w:pStyle w:val="Compact"/>
-              <w:jc w:val="left"/>
+          <w:tcPr/>
+          <w:p>
+            <w:pPr>
+              <w:pStyle w:val="Compact"/>
             </w:pPr>
             <w:r>
               <w:t xml:space="preserve">0.778</w:t>
@@ -2050,10 +2088,10 @@
           </w:p>
         </w:tc>
         <w:tc>
-          <w:p>
-            <w:pPr>
-              <w:pStyle w:val="Compact"/>
-              <w:jc w:val="left"/>
+          <w:tcPr/>
+          <w:p>
+            <w:pPr>
+              <w:pStyle w:val="Compact"/>
             </w:pPr>
             <w:r>
               <w:t xml:space="preserve">0.935</w:t>
@@ -2061,10 +2099,10 @@
           </w:p>
         </w:tc>
         <w:tc>
-          <w:p>
-            <w:pPr>
-              <w:pStyle w:val="Compact"/>
-              <w:jc w:val="left"/>
+          <w:tcPr/>
+          <w:p>
+            <w:pPr>
+              <w:pStyle w:val="Compact"/>
             </w:pPr>
             <w:r>
               <w:t xml:space="preserve">0.1391</w:t>
@@ -2072,10 +2110,10 @@
           </w:p>
         </w:tc>
         <w:tc>
-          <w:p>
-            <w:pPr>
-              <w:pStyle w:val="Compact"/>
-              <w:jc w:val="left"/>
+          <w:tcPr/>
+          <w:p>
+            <w:pPr>
+              <w:pStyle w:val="Compact"/>
             </w:pPr>
             <w:r>
               <w:t xml:space="preserve">0.1391</w:t>
@@ -2085,10 +2123,10 @@
       </w:tr>
       <w:tr>
         <w:tc>
-          <w:p>
-            <w:pPr>
-              <w:pStyle w:val="Compact"/>
-              <w:jc w:val="left"/>
+          <w:tcPr/>
+          <w:p>
+            <w:pPr>
+              <w:pStyle w:val="Compact"/>
             </w:pPr>
             <w:r>
               <w:t xml:space="preserve">Feature (vs published)</w:t>
@@ -2096,10 +2134,10 @@
           </w:p>
         </w:tc>
         <w:tc>
-          <w:p>
-            <w:pPr>
-              <w:pStyle w:val="Compact"/>
-              <w:jc w:val="left"/>
+          <w:tcPr/>
+          <w:p>
+            <w:pPr>
+              <w:pStyle w:val="Compact"/>
             </w:pPr>
             <w:r>
               <w:t xml:space="preserve">XGBoost</w:t>
@@ -2107,10 +2145,10 @@
           </w:p>
         </w:tc>
         <w:tc>
-          <w:p>
-            <w:pPr>
-              <w:pStyle w:val="Compact"/>
-              <w:jc w:val="left"/>
+          <w:tcPr/>
+          <w:p>
+            <w:pPr>
+              <w:pStyle w:val="Compact"/>
             </w:pPr>
             <w:r>
               <w:t xml:space="preserve">1.016</w:t>
@@ -2118,10 +2156,10 @@
           </w:p>
         </w:tc>
         <w:tc>
-          <w:p>
-            <w:pPr>
-              <w:pStyle w:val="Compact"/>
-              <w:jc w:val="left"/>
+          <w:tcPr/>
+          <w:p>
+            <w:pPr>
+              <w:pStyle w:val="Compact"/>
             </w:pPr>
             <w:r>
               <w:t xml:space="preserve">1.094</w:t>
@@ -2129,10 +2167,10 @@
           </w:p>
         </w:tc>
         <w:tc>
-          <w:p>
-            <w:pPr>
-              <w:pStyle w:val="Compact"/>
-              <w:jc w:val="left"/>
+          <w:tcPr/>
+          <w:p>
+            <w:pPr>
+              <w:pStyle w:val="Compact"/>
             </w:pPr>
             <w:r>
               <w:t xml:space="preserve">0.1376</w:t>
@@ -2140,10 +2178,10 @@
           </w:p>
         </w:tc>
         <w:tc>
-          <w:p>
-            <w:pPr>
-              <w:pStyle w:val="Compact"/>
-              <w:jc w:val="left"/>
+          <w:tcPr/>
+          <w:p>
+            <w:pPr>
+              <w:pStyle w:val="Compact"/>
             </w:pPr>
             <w:r>
               <w:t xml:space="preserve">0.1376</w:t>
@@ -2153,10 +2191,10 @@
       </w:tr>
       <w:tr>
         <w:tc>
-          <w:p>
-            <w:pPr>
-              <w:pStyle w:val="Compact"/>
-              <w:jc w:val="left"/>
+          <w:tcPr/>
+          <w:p>
+            <w:pPr>
+              <w:pStyle w:val="Compact"/>
             </w:pPr>
             <w:r>
               <w:t xml:space="preserve">Embedded (vs control)</w:t>
@@ -2164,10 +2202,10 @@
           </w:p>
         </w:tc>
         <w:tc>
-          <w:p>
-            <w:pPr>
-              <w:pStyle w:val="Compact"/>
-              <w:jc w:val="left"/>
+          <w:tcPr/>
+          <w:p>
+            <w:pPr>
+              <w:pStyle w:val="Compact"/>
             </w:pPr>
             <w:r>
               <w:t xml:space="preserve">Logistic regression</w:t>
@@ -2175,10 +2213,10 @@
           </w:p>
         </w:tc>
         <w:tc>
-          <w:p>
-            <w:pPr>
-              <w:pStyle w:val="Compact"/>
-              <w:jc w:val="left"/>
+          <w:tcPr/>
+          <w:p>
+            <w:pPr>
+              <w:pStyle w:val="Compact"/>
             </w:pPr>
             <w:r>
               <w:t xml:space="preserve">1.066</w:t>
@@ -2186,10 +2224,10 @@
           </w:p>
         </w:tc>
         <w:tc>
-          <w:p>
-            <w:pPr>
-              <w:pStyle w:val="Compact"/>
-              <w:jc w:val="left"/>
+          <w:tcPr/>
+          <w:p>
+            <w:pPr>
+              <w:pStyle w:val="Compact"/>
             </w:pPr>
             <w:r>
               <w:t xml:space="preserve">1.077</w:t>
@@ -2197,10 +2235,10 @@
           </w:p>
         </w:tc>
         <w:tc>
-          <w:p>
-            <w:pPr>
-              <w:pStyle w:val="Compact"/>
-              <w:jc w:val="left"/>
+          <w:tcPr/>
+          <w:p>
+            <w:pPr>
+              <w:pStyle w:val="Compact"/>
             </w:pPr>
             <w:r>
               <w:t xml:space="preserve">0.1367</w:t>
@@ -2208,10 +2246,10 @@
           </w:p>
         </w:tc>
         <w:tc>
-          <w:p>
-            <w:pPr>
-              <w:pStyle w:val="Compact"/>
-              <w:jc w:val="left"/>
+          <w:tcPr/>
+          <w:p>
+            <w:pPr>
+              <w:pStyle w:val="Compact"/>
             </w:pPr>
             <w:r>
               <w:t xml:space="preserve">0.1366</w:t>
@@ -2221,10 +2259,10 @@
       </w:tr>
       <w:tr>
         <w:tc>
-          <w:p>
-            <w:pPr>
-              <w:pStyle w:val="Compact"/>
-              <w:jc w:val="left"/>
+          <w:tcPr/>
+          <w:p>
+            <w:pPr>
+              <w:pStyle w:val="Compact"/>
             </w:pPr>
             <w:r>
               <w:t xml:space="preserve">Embedded (vs control)</w:t>
@@ -2232,10 +2270,10 @@
           </w:p>
         </w:tc>
         <w:tc>
-          <w:p>
-            <w:pPr>
-              <w:pStyle w:val="Compact"/>
-              <w:jc w:val="left"/>
+          <w:tcPr/>
+          <w:p>
+            <w:pPr>
+              <w:pStyle w:val="Compact"/>
             </w:pPr>
             <w:r>
               <w:t xml:space="preserve">XGBoost</w:t>
@@ -2243,10 +2281,10 @@
           </w:p>
         </w:tc>
         <w:tc>
-          <w:p>
-            <w:pPr>
-              <w:pStyle w:val="Compact"/>
-              <w:jc w:val="left"/>
+          <w:tcPr/>
+          <w:p>
+            <w:pPr>
+              <w:pStyle w:val="Compact"/>
             </w:pPr>
             <w:r>
               <w:t xml:space="preserve">1.636</w:t>
@@ -2254,10 +2292,10 @@
           </w:p>
         </w:tc>
         <w:tc>
-          <w:p>
-            <w:pPr>
-              <w:pStyle w:val="Compact"/>
-              <w:jc w:val="left"/>
+          <w:tcPr/>
+          <w:p>
+            <w:pPr>
+              <w:pStyle w:val="Compact"/>
             </w:pPr>
             <w:r>
               <w:t xml:space="preserve">1.187</w:t>
@@ -2265,10 +2303,10 @@
           </w:p>
         </w:tc>
         <w:tc>
-          <w:p>
-            <w:pPr>
-              <w:pStyle w:val="Compact"/>
-              <w:jc w:val="left"/>
+          <w:tcPr/>
+          <w:p>
+            <w:pPr>
+              <w:pStyle w:val="Compact"/>
             </w:pPr>
             <w:r>
               <w:t xml:space="preserve">0.1387</w:t>
@@ -2276,10 +2314,10 @@
           </w:p>
         </w:tc>
         <w:tc>
-          <w:p>
-            <w:pPr>
-              <w:pStyle w:val="Compact"/>
-              <w:jc w:val="left"/>
+          <w:tcPr/>
+          <w:p>
+            <w:pPr>
+              <w:pStyle w:val="Compact"/>
             </w:pPr>
             <w:r>
               <w:t xml:space="preserve">0.1391</w:t>
@@ -2294,8 +2332,8 @@
       </w:pPr>
       <w:r>
         <w:rPr>
+          <w:b/>
           <w:bCs/>
-          <w:b/>
         </w:rPr>
         <w:t xml:space="preserve">The feature arm’s observation is real and attributable.</w:t>
       </w:r>
@@ -2333,13 +2371,7 @@
         <w:t xml:space="preserve"> </w:t>
       </w:r>
       <w:r>
-        <w:t xml:space="preserve">“</w:t>
-      </w:r>
-      <w:r>
-        <w:t xml:space="preserve">unrecorded</w:t>
-      </w:r>
-      <w:r>
-        <w:t xml:space="preserve">”</w:t>
+        <w:t xml:space="preserve">“unrecorded”</w:t>
       </w:r>
       <w:r>
         <w:t xml:space="preserve"> </w:t>
@@ -2366,8 +2398,8 @@
       </w:pPr>
       <w:r>
         <w:rPr>
+          <w:b/>
           <w:bCs/>
-          <w:b/>
         </w:rPr>
         <w:t xml:space="preserve">It cannot be elevated past an observation, for three reasons.</w:t>
       </w:r>
@@ -2388,8 +2420,8 @@
       </w:r>
       <w:r>
         <w:rPr>
+          <w:i/>
           <w:iCs/>
-          <w:i/>
         </w:rPr>
         <w:t xml:space="preserve">away</w:t>
       </w:r>
@@ -2497,8 +2529,8 @@
       </w:pPr>
       <w:r>
         <w:rPr>
+          <w:b/>
           <w:bCs/>
-          <w:b/>
         </w:rPr>
         <w:t xml:space="preserve">Establishes.</w:t>
       </w:r>
@@ -2587,8 +2619,8 @@
       </w:pPr>
       <w:r>
         <w:rPr>
+          <w:b/>
           <w:bCs/>
-          <w:b/>
         </w:rPr>
         <w:t xml:space="preserve">Does not establish.</w:t>
       </w:r>
@@ -2603,8 +2635,8 @@
       </w:r>
       <w:r>
         <w:rPr>
+          <w:i/>
           <w:iCs/>
-          <w:i/>
         </w:rPr>
         <w:t xml:space="preserve">other</w:t>
       </w:r>
@@ -2758,7 +2790,8 @@
     <w:tbl>
       <w:tblPr>
         <w:tblStyle w:val="Table"/>
-        <w:tblW w:type="pct" w:w="5000.0"/>
+        <w:tblW w:type="pct" w:w="5000"/>
+        <w:tblLayout w:type="fixed"/>
         <w:tblLook w:firstRow="1" w:lastRow="0" w:firstColumn="0" w:lastColumn="0" w:noHBand="0" w:noVBand="0" w:val="0020"/>
       </w:tblPr>
       <w:tblGrid>
@@ -2766,11 +2799,14 @@
         <w:gridCol w:w="3960"/>
       </w:tblGrid>
       <w:tr>
-        <w:tc>
-          <w:p>
-            <w:pPr>
-              <w:pStyle w:val="Compact"/>
-              <w:jc w:val="left"/>
+        <w:trPr>
+          <w:tblHeader w:val="on"/>
+        </w:trPr>
+        <w:tc>
+          <w:tcPr/>
+          <w:p>
+            <w:pPr>
+              <w:pStyle w:val="Compact"/>
             </w:pPr>
             <w:r>
               <w:t xml:space="preserve">Artifact</w:t>
@@ -2778,10 +2814,10 @@
           </w:p>
         </w:tc>
         <w:tc>
-          <w:p>
-            <w:pPr>
-              <w:pStyle w:val="Compact"/>
-              <w:jc w:val="left"/>
+          <w:tcPr/>
+          <w:p>
+            <w:pPr>
+              <w:pStyle w:val="Compact"/>
             </w:pPr>
             <w:r>
               <w:t xml:space="preserve">Path</w:t>
@@ -2791,10 +2827,10 @@
       </w:tr>
       <w:tr>
         <w:tc>
-          <w:p>
-            <w:pPr>
-              <w:pStyle w:val="Compact"/>
-              <w:jc w:val="left"/>
+          <w:tcPr/>
+          <w:p>
+            <w:pPr>
+              <w:pStyle w:val="Compact"/>
             </w:pPr>
             <w:r>
               <w:t xml:space="preserve">Summary table and verdict</w:t>
@@ -2802,10 +2838,10 @@
           </w:p>
         </w:tc>
         <w:tc>
-          <w:p>
-            <w:pPr>
-              <w:pStyle w:val="Compact"/>
-              <w:jc w:val="left"/>
+          <w:tcPr/>
+          <w:p>
+            <w:pPr>
+              <w:pStyle w:val="Compact"/>
             </w:pPr>
             <w:r>
               <w:rPr>
@@ -2818,10 +2854,10 @@
       </w:tr>
       <w:tr>
         <w:tc>
-          <w:p>
-            <w:pPr>
-              <w:pStyle w:val="Compact"/>
-              <w:jc w:val="left"/>
+          <w:tcPr/>
+          <w:p>
+            <w:pPr>
+              <w:pStyle w:val="Compact"/>
             </w:pPr>
             <w:r>
               <w:t xml:space="preserve">Per-arm deltas</w:t>
@@ -2829,10 +2865,10 @@
           </w:p>
         </w:tc>
         <w:tc>
-          <w:p>
-            <w:pPr>
-              <w:pStyle w:val="Compact"/>
-              <w:jc w:val="left"/>
+          <w:tcPr/>
+          <w:p>
+            <w:pPr>
+              <w:pStyle w:val="Compact"/>
             </w:pPr>
             <w:r>
               <w:rPr>
@@ -2845,10 +2881,10 @@
       </w:tr>
       <w:tr>
         <w:tc>
-          <w:p>
-            <w:pPr>
-              <w:pStyle w:val="Compact"/>
-              <w:jc w:val="left"/>
+          <w:tcPr/>
+          <w:p>
+            <w:pPr>
+              <w:pStyle w:val="Compact"/>
             </w:pPr>
             <w:r>
               <w:t xml:space="preserve">Per-arm metrics</w:t>
@@ -2856,10 +2892,10 @@
           </w:p>
         </w:tc>
         <w:tc>
-          <w:p>
-            <w:pPr>
-              <w:pStyle w:val="Compact"/>
-              <w:jc w:val="left"/>
+          <w:tcPr/>
+          <w:p>
+            <w:pPr>
+              <w:pStyle w:val="Compact"/>
             </w:pPr>
             <w:r>
               <w:rPr>
@@ -2872,10 +2908,10 @@
       </w:tr>
       <w:tr>
         <w:tc>
-          <w:p>
-            <w:pPr>
-              <w:pStyle w:val="Compact"/>
-              <w:jc w:val="left"/>
+          <w:tcPr/>
+          <w:p>
+            <w:pPr>
+              <w:pStyle w:val="Compact"/>
             </w:pPr>
             <w:r>
               <w:t xml:space="preserve">Per-patient held-out probabilities</w:t>
@@ -2883,10 +2919,10 @@
           </w:p>
         </w:tc>
         <w:tc>
-          <w:p>
-            <w:pPr>
-              <w:pStyle w:val="Compact"/>
-              <w:jc w:val="left"/>
+          <w:tcPr/>
+          <w:p>
+            <w:pPr>
+              <w:pStyle w:val="Compact"/>
             </w:pPr>
             <w:r>
               <w:rPr>
@@ -2899,10 +2935,10 @@
       </w:tr>
       <w:tr>
         <w:tc>
-          <w:p>
-            <w:pPr>
-              <w:pStyle w:val="Compact"/>
-              <w:jc w:val="left"/>
+          <w:tcPr/>
+          <w:p>
+            <w:pPr>
+              <w:pStyle w:val="Compact"/>
             </w:pPr>
             <w:r>
               <w:t xml:space="preserve">Published baselines</w:t>
@@ -2910,10 +2946,10 @@
           </w:p>
         </w:tc>
         <w:tc>
-          <w:p>
-            <w:pPr>
-              <w:pStyle w:val="Compact"/>
-              <w:jc w:val="left"/>
+          <w:tcPr/>
+          <w:p>
+            <w:pPr>
+              <w:pStyle w:val="Compact"/>
             </w:pPr>
             <w:r>
               <w:rPr>
@@ -2926,10 +2962,10 @@
       </w:tr>
       <w:tr>
         <w:tc>
-          <w:p>
-            <w:pPr>
-              <w:pStyle w:val="Compact"/>
-              <w:jc w:val="left"/>
+          <w:tcPr/>
+          <w:p>
+            <w:pPr>
+              <w:pStyle w:val="Compact"/>
             </w:pPr>
             <w:r>
               <w:t xml:space="preserve">Control-arm baseline</w:t>
@@ -2937,10 +2973,10 @@
           </w:p>
         </w:tc>
         <w:tc>
-          <w:p>
-            <w:pPr>
-              <w:pStyle w:val="Compact"/>
-              <w:jc w:val="left"/>
+          <w:tcPr/>
+          <w:p>
+            <w:pPr>
+              <w:pStyle w:val="Compact"/>
             </w:pPr>
             <w:r>
               <w:rPr>
@@ -2953,10 +2989,10 @@
       </w:tr>
       <w:tr>
         <w:tc>
-          <w:p>
-            <w:pPr>
-              <w:pStyle w:val="Compact"/>
-              <w:jc w:val="left"/>
+          <w:tcPr/>
+          <w:p>
+            <w:pPr>
+              <w:pStyle w:val="Compact"/>
             </w:pPr>
             <w:r>
               <w:t xml:space="preserve">Design and drivers</w:t>
@@ -2964,10 +3000,10 @@
           </w:p>
         </w:tc>
         <w:tc>
-          <w:p>
-            <w:pPr>
-              <w:pStyle w:val="Compact"/>
-              <w:jc w:val="left"/>
+          <w:tcPr/>
+          <w:p>
+            <w:pPr>
+              <w:pStyle w:val="Compact"/>
             </w:pPr>
             <w:r>
               <w:rPr>
@@ -2980,10 +3016,10 @@
       </w:tr>
       <w:tr>
         <w:tc>
-          <w:p>
-            <w:pPr>
-              <w:pStyle w:val="Compact"/>
-              <w:jc w:val="left"/>
+          <w:tcPr/>
+          <w:p>
+            <w:pPr>
+              <w:pStyle w:val="Compact"/>
             </w:pPr>
             <w:r>
               <w:t xml:space="preserve">Job scripts</w:t>
@@ -2991,10 +3027,10 @@
           </w:p>
         </w:tc>
         <w:tc>
-          <w:p>
-            <w:pPr>
-              <w:pStyle w:val="Compact"/>
-              <w:jc w:val="left"/>
+          <w:tcPr/>
+          <w:p>
+            <w:pPr>
+              <w:pStyle w:val="Compact"/>
             </w:pPr>
             <w:r>
               <w:rPr>
@@ -3146,7 +3182,8 @@
     <w:tbl>
       <w:tblPr>
         <w:tblStyle w:val="Table"/>
-        <w:tblW w:type="pct" w:w="5000.0"/>
+        <w:tblW w:type="pct" w:w="5000"/>
+        <w:tblLayout w:type="fixed"/>
         <w:tblLook w:firstRow="1" w:lastRow="0" w:firstColumn="0" w:lastColumn="0" w:noHBand="0" w:noVBand="0" w:val="0020"/>
       </w:tblPr>
       <w:tblGrid>
@@ -3155,11 +3192,14 @@
         <w:gridCol w:w="2640"/>
       </w:tblGrid>
       <w:tr>
-        <w:tc>
-          <w:p>
-            <w:pPr>
-              <w:pStyle w:val="Compact"/>
-              <w:jc w:val="left"/>
+        <w:trPr>
+          <w:tblHeader w:val="on"/>
+        </w:trPr>
+        <w:tc>
+          <w:tcPr/>
+          <w:p>
+            <w:pPr>
+              <w:pStyle w:val="Compact"/>
             </w:pPr>
             <w:r>
               <w:t xml:space="preserve">Job</w:t>
@@ -3167,10 +3207,10 @@
           </w:p>
         </w:tc>
         <w:tc>
-          <w:p>
-            <w:pPr>
-              <w:pStyle w:val="Compact"/>
-              <w:jc w:val="left"/>
+          <w:tcPr/>
+          <w:p>
+            <w:pPr>
+              <w:pStyle w:val="Compact"/>
             </w:pPr>
             <w:r>
               <w:t xml:space="preserve">What it did</w:t>
@@ -3178,10 +3218,10 @@
           </w:p>
         </w:tc>
         <w:tc>
-          <w:p>
-            <w:pPr>
-              <w:pStyle w:val="Compact"/>
-              <w:jc w:val="left"/>
+          <w:tcPr/>
+          <w:p>
+            <w:pPr>
+              <w:pStyle w:val="Compact"/>
             </w:pPr>
             <w:r>
               <w:t xml:space="preserve">Reported</w:t>
@@ -3191,10 +3231,10 @@
       </w:tr>
       <w:tr>
         <w:tc>
-          <w:p>
-            <w:pPr>
-              <w:pStyle w:val="Compact"/>
-              <w:jc w:val="left"/>
+          <w:tcPr/>
+          <w:p>
+            <w:pPr>
+              <w:pStyle w:val="Compact"/>
             </w:pPr>
             <w:r>
               <w:t xml:space="preserve">2069433</w:t>
@@ -3211,10 +3251,10 @@
           </w:p>
         </w:tc>
         <w:tc>
-          <w:p>
-            <w:pPr>
-              <w:pStyle w:val="Compact"/>
-              <w:jc w:val="left"/>
+          <w:tcPr/>
+          <w:p>
+            <w:pPr>
+              <w:pStyle w:val="Compact"/>
             </w:pPr>
             <w:r>
               <w:t xml:space="preserve">the 58-column feature arm, both classifiers</w:t>
@@ -3222,10 +3262,10 @@
           </w:p>
         </w:tc>
         <w:tc>
-          <w:p>
-            <w:pPr>
-              <w:pStyle w:val="Compact"/>
-              <w:jc w:val="left"/>
+          <w:tcPr/>
+          <w:p>
+            <w:pPr>
+              <w:pStyle w:val="Compact"/>
             </w:pPr>
             <w:r>
               <w:t xml:space="preserve">11:30, same day</w:t>
@@ -3235,10 +3275,10 @@
       </w:tr>
       <w:tr>
         <w:tc>
-          <w:p>
-            <w:pPr>
-              <w:pStyle w:val="Compact"/>
-              <w:jc w:val="left"/>
+          <w:tcPr/>
+          <w:p>
+            <w:pPr>
+              <w:pStyle w:val="Compact"/>
             </w:pPr>
             <w:r>
               <w:t xml:space="preserve">2069434</w:t>
@@ -3255,10 +3295,10 @@
           </w:p>
         </w:tc>
         <w:tc>
-          <w:p>
-            <w:pPr>
-              <w:pStyle w:val="Compact"/>
-              <w:jc w:val="left"/>
+          <w:tcPr/>
+          <w:p>
+            <w:pPr>
+              <w:pStyle w:val="Compact"/>
             </w:pPr>
             <w:r>
               <w:t xml:space="preserve">render 42,579 religion-free narratives, embed them</w:t>
@@ -3266,10 +3306,10 @@
           </w:p>
         </w:tc>
         <w:tc>
-          <w:p>
-            <w:pPr>
-              <w:pStyle w:val="Compact"/>
-              <w:jc w:val="left"/>
+          <w:tcPr/>
+          <w:p>
+            <w:pPr>
+              <w:pStyle w:val="Compact"/>
             </w:pPr>
             <w:r>
               <w:t xml:space="preserve">15:53</w:t>
@@ -3279,10 +3319,10 @@
       </w:tr>
       <w:tr>
         <w:tc>
-          <w:p>
-            <w:pPr>
-              <w:pStyle w:val="Compact"/>
-              <w:jc w:val="left"/>
+          <w:tcPr/>
+          <w:p>
+            <w:pPr>
+              <w:pStyle w:val="Compact"/>
             </w:pPr>
             <w:r>
               <w:t xml:space="preserve">2069435</w:t>
@@ -3299,10 +3339,10 @@
           </w:p>
         </w:tc>
         <w:tc>
-          <w:p>
-            <w:pPr>
-              <w:pStyle w:val="Compact"/>
-              <w:jc w:val="left"/>
+          <w:tcPr/>
+          <w:p>
+            <w:pPr>
+              <w:pStyle w:val="Compact"/>
             </w:pPr>
             <w:r>
               <w:t xml:space="preserve">both classifiers on the religion-free embeddings, then the summary</w:t>
@@ -3310,10 +3350,10 @@
           </w:p>
         </w:tc>
         <w:tc>
-          <w:p>
-            <w:pPr>
-              <w:pStyle w:val="Compact"/>
-              <w:jc w:val="left"/>
+          <w:tcPr/>
+          <w:p>
+            <w:pPr>
+              <w:pStyle w:val="Compact"/>
             </w:pPr>
             <w:r>
               <w:t xml:space="preserve">22:36</w:t>
@@ -3599,14 +3639,14 @@
     </w:lvl>
   </w:abstractNum>
   <w:abstractNum w:abstractNumId="990">
-    <w:nsid w:val="2c1ae401"/>
+    <w:nsid w:val="0000A990"/>
     <w:multiLevelType w:val="multilevel"/>
     <w:lvl w:ilvl="0">
       <w:numFmt w:val="bullet"/>
       <w:lvlText w:val=" "/>
       <w:lvlJc w:val="left"/>
       <w:pPr>
-        <w:ind w:left="720" w:hanging="480"/>
+        <w:ind w:left="720" w:hanging="360"/>
       </w:pPr>
     </w:lvl>
     <w:lvl w:ilvl="1">
@@ -3614,7 +3654,7 @@
       <w:lvlText w:val=" "/>
       <w:lvlJc w:val="left"/>
       <w:pPr>
-        <w:ind w:left="1440" w:hanging="480"/>
+        <w:ind w:left="1440" w:hanging="360"/>
       </w:pPr>
     </w:lvl>
     <w:lvl w:ilvl="2">
@@ -3622,7 +3662,7 @@
       <w:lvlText w:val=" "/>
       <w:lvlJc w:val="left"/>
       <w:pPr>
-        <w:ind w:left="2160" w:hanging="480"/>
+        <w:ind w:left="2160" w:hanging="360"/>
       </w:pPr>
     </w:lvl>
     <w:lvl w:ilvl="3">
@@ -3630,7 +3670,7 @@
       <w:lvlText w:val=" "/>
       <w:lvlJc w:val="left"/>
       <w:pPr>
-        <w:ind w:left="2880" w:hanging="480"/>
+        <w:ind w:left="2880" w:hanging="360"/>
       </w:pPr>
     </w:lvl>
     <w:lvl w:ilvl="4">
@@ -3638,7 +3678,7 @@
       <w:lvlText w:val=" "/>
       <w:lvlJc w:val="left"/>
       <w:pPr>
-        <w:ind w:left="3600" w:hanging="480"/>
+        <w:ind w:left="3600" w:hanging="360"/>
       </w:pPr>
     </w:lvl>
     <w:lvl w:ilvl="5">
@@ -3646,7 +3686,7 @@
       <w:lvlText w:val=" "/>
       <w:lvlJc w:val="left"/>
       <w:pPr>
-        <w:ind w:left="4320" w:hanging="480"/>
+        <w:ind w:left="4320" w:hanging="360"/>
       </w:pPr>
     </w:lvl>
     <w:lvl w:ilvl="6">
@@ -3654,7 +3694,7 @@
       <w:lvlText w:val=" "/>
       <w:lvlJc w:val="left"/>
       <w:pPr>
-        <w:ind w:left="5040" w:hanging="480"/>
+        <w:ind w:left="5040" w:hanging="360"/>
       </w:pPr>
     </w:lvl>
     <w:lvl w:ilvl="7">
@@ -3662,7 +3702,7 @@
       <w:lvlText w:val=" "/>
       <w:lvlJc w:val="left"/>
       <w:pPr>
-        <w:ind w:left="5760" w:hanging="480"/>
+        <w:ind w:left="5760" w:hanging="360"/>
       </w:pPr>
     </w:lvl>
     <w:lvl w:ilvl="8">
@@ -3670,84 +3710,111 @@
       <w:lvlText w:val=" "/>
       <w:lvlJc w:val="left"/>
       <w:pPr>
-        <w:ind w:left="6480" w:hanging="480"/>
+        <w:ind w:left="6480" w:hanging="360"/>
       </w:pPr>
     </w:lvl>
   </w:abstractNum>
   <w:abstractNum w:abstractNumId="991">
-    <w:nsid w:val="ea454b4c"/>
+    <w:nsid w:val="0000A991"/>
     <w:multiLevelType w:val="multilevel"/>
     <w:lvl w:ilvl="0">
       <w:numFmt w:val="bullet"/>
-      <w:lvlText w:val="•"/>
+      <w:lvlText w:val=""/>
       <w:lvlJc w:val="left"/>
       <w:pPr>
-        <w:ind w:left="720" w:hanging="480"/>
-      </w:pPr>
+        <w:ind w:left="720" w:hanging="360"/>
+      </w:pPr>
+      <w:rPr>
+        <w:rFonts w:ascii="Symbol" w:hAnsi="Symbol" w:cs="Symbol" w:hint="default"/>
+      </w:rPr>
     </w:lvl>
     <w:lvl w:ilvl="1">
       <w:numFmt w:val="bullet"/>
-      <w:lvlText w:val="–"/>
+      <w:lvlText w:val="o"/>
       <w:lvlJc w:val="left"/>
       <w:pPr>
-        <w:ind w:left="1440" w:hanging="480"/>
-      </w:pPr>
+        <w:ind w:left="1440" w:hanging="360"/>
+      </w:pPr>
+      <w:rPr>
+        <w:rFonts w:ascii="Courier New" w:hAnsi="Courier New" w:cs="Courier New" w:hint="default"/>
+      </w:rPr>
     </w:lvl>
     <w:lvl w:ilvl="2">
       <w:numFmt w:val="bullet"/>
-      <w:lvlText w:val="•"/>
+      <w:lvlText w:val=""/>
       <w:lvlJc w:val="left"/>
       <w:pPr>
-        <w:ind w:left="2160" w:hanging="480"/>
-      </w:pPr>
+        <w:ind w:left="2160" w:hanging="360"/>
+      </w:pPr>
+      <w:rPr>
+        <w:rFonts w:ascii="Wingdings" w:hAnsi="Wingdings" w:cs="Wingdings" w:hint="default"/>
+      </w:rPr>
     </w:lvl>
     <w:lvl w:ilvl="3">
       <w:numFmt w:val="bullet"/>
-      <w:lvlText w:val="–"/>
+      <w:lvlText w:val=""/>
       <w:lvlJc w:val="left"/>
       <w:pPr>
-        <w:ind w:left="2880" w:hanging="480"/>
-      </w:pPr>
+        <w:ind w:left="2880" w:hanging="360"/>
+      </w:pPr>
+      <w:rPr>
+        <w:rFonts w:ascii="Symbol" w:hAnsi="Symbol" w:cs="Symbol" w:hint="default"/>
+      </w:rPr>
     </w:lvl>
     <w:lvl w:ilvl="4">
       <w:numFmt w:val="bullet"/>
-      <w:lvlText w:val="•"/>
+      <w:lvlText w:val="o"/>
       <w:lvlJc w:val="left"/>
       <w:pPr>
-        <w:ind w:left="3600" w:hanging="480"/>
-      </w:pPr>
+        <w:ind w:left="3600" w:hanging="360"/>
+      </w:pPr>
+      <w:rPr>
+        <w:rFonts w:ascii="Courier New" w:hAnsi="Courier New" w:cs="Courier New" w:hint="default"/>
+      </w:rPr>
     </w:lvl>
     <w:lvl w:ilvl="5">
       <w:numFmt w:val="bullet"/>
-      <w:lvlText w:val="–"/>
+      <w:lvlText w:val=""/>
       <w:lvlJc w:val="left"/>
       <w:pPr>
-        <w:ind w:left="4320" w:hanging="480"/>
-      </w:pPr>
+        <w:ind w:left="4320" w:hanging="360"/>
+      </w:pPr>
+      <w:rPr>
+        <w:rFonts w:ascii="Wingdings" w:hAnsi="Wingdings" w:cs="Wingdings" w:hint="default"/>
+      </w:rPr>
     </w:lvl>
     <w:lvl w:ilvl="6">
       <w:numFmt w:val="bullet"/>
-      <w:lvlText w:val="•"/>
+      <w:lvlText w:val=""/>
       <w:lvlJc w:val="left"/>
       <w:pPr>
-        <w:ind w:left="5040" w:hanging="480"/>
-      </w:pPr>
+        <w:ind w:left="5040" w:hanging="360"/>
+      </w:pPr>
+      <w:rPr>
+        <w:rFonts w:ascii="Symbol" w:hAnsi="Symbol" w:cs="Symbol" w:hint="default"/>
+      </w:rPr>
     </w:lvl>
     <w:lvl w:ilvl="7">
       <w:numFmt w:val="bullet"/>
-      <w:lvlText w:val="–"/>
+      <w:lvlText w:val="o"/>
       <w:lvlJc w:val="left"/>
       <w:pPr>
-        <w:ind w:left="5760" w:hanging="480"/>
-      </w:pPr>
+        <w:ind w:left="5760" w:hanging="360"/>
+      </w:pPr>
+      <w:rPr>
+        <w:rFonts w:ascii="Courier New" w:hAnsi="Courier New" w:cs="Courier New" w:hint="default"/>
+      </w:rPr>
     </w:lvl>
     <w:lvl w:ilvl="8">
       <w:numFmt w:val="bullet"/>
-      <w:lvlText w:val="•"/>
+      <w:lvlText w:val=""/>
       <w:lvlJc w:val="left"/>
       <w:pPr>
-        <w:ind w:left="6480" w:hanging="480"/>
-      </w:pPr>
+        <w:ind w:left="6480" w:hanging="360"/>
+      </w:pPr>
+      <w:rPr>
+        <w:rFonts w:ascii="Wingdings" w:hAnsi="Wingdings" w:cs="Wingdings" w:hint="default"/>
+      </w:rPr>
     </w:lvl>
   </w:abstractNum>
   <w:num w16cid:durableId="1305820082" w:numId="1">
@@ -4500,8 +4567,8 @@
     <w:name w:val="KeywordTok"/>
     <w:basedOn w:val="VerbatimChar"/>
     <w:rPr>
+      <w:b/>
       <w:color w:val="007020"/>
-      <w:b/>
     </w:rPr>
   </w:style>
   <w:style w:type="character" w:customStyle="1" w:styleId="DataTypeTok">
@@ -4577,40 +4644,43 @@
   <w:style w:type="character" w:customStyle="1" w:styleId="ImportTok">
     <w:name w:val="ImportTok"/>
     <w:basedOn w:val="VerbatimChar"/>
-    <w:rPr/>
+    <w:rPr>
+      <w:b/>
+      <w:color w:val="008000"/>
+    </w:rPr>
   </w:style>
   <w:style w:type="character" w:customStyle="1" w:styleId="CommentTok">
     <w:name w:val="CommentTok"/>
     <w:basedOn w:val="VerbatimChar"/>
     <w:rPr>
+      <w:i/>
       <w:color w:val="60a0b0"/>
-      <w:i/>
     </w:rPr>
   </w:style>
   <w:style w:type="character" w:customStyle="1" w:styleId="DocumentationTok">
     <w:name w:val="DocumentationTok"/>
     <w:basedOn w:val="VerbatimChar"/>
     <w:rPr>
+      <w:i/>
       <w:color w:val="ba2121"/>
-      <w:i/>
     </w:rPr>
   </w:style>
   <w:style w:type="character" w:customStyle="1" w:styleId="AnnotationTok">
     <w:name w:val="AnnotationTok"/>
     <w:basedOn w:val="VerbatimChar"/>
     <w:rPr>
-      <w:color w:val="60a0b0"/>
       <w:b/>
       <w:i/>
+      <w:color w:val="60a0b0"/>
     </w:rPr>
   </w:style>
   <w:style w:type="character" w:customStyle="1" w:styleId="CommentVarTok">
     <w:name w:val="CommentVarTok"/>
     <w:basedOn w:val="VerbatimChar"/>
     <w:rPr>
-      <w:color w:val="60a0b0"/>
       <w:b/>
       <w:i/>
+      <w:color w:val="60a0b0"/>
     </w:rPr>
   </w:style>
   <w:style w:type="character" w:customStyle="1" w:styleId="OtherTok">
@@ -4638,8 +4708,8 @@
     <w:name w:val="ControlFlowTok"/>
     <w:basedOn w:val="VerbatimChar"/>
     <w:rPr>
+      <w:b/>
       <w:color w:val="007020"/>
-      <w:b/>
     </w:rPr>
   </w:style>
   <w:style w:type="character" w:customStyle="1" w:styleId="OperatorTok">
@@ -4652,7 +4722,9 @@
   <w:style w:type="character" w:customStyle="1" w:styleId="BuiltInTok">
     <w:name w:val="BuiltInTok"/>
     <w:basedOn w:val="VerbatimChar"/>
-    <w:rPr/>
+    <w:rPr>
+      <w:color w:val="008000"/>
+    </w:rPr>
   </w:style>
   <w:style w:type="character" w:customStyle="1" w:styleId="ExtensionTok">
     <w:name w:val="ExtensionTok"/>
@@ -4682,34 +4754,34 @@
     <w:name w:val="InformationTok"/>
     <w:basedOn w:val="VerbatimChar"/>
     <w:rPr>
-      <w:color w:val="60a0b0"/>
       <w:b/>
       <w:i/>
+      <w:color w:val="60a0b0"/>
     </w:rPr>
   </w:style>
   <w:style w:type="character" w:customStyle="1" w:styleId="WarningTok">
     <w:name w:val="WarningTok"/>
     <w:basedOn w:val="VerbatimChar"/>
     <w:rPr>
-      <w:color w:val="60a0b0"/>
       <w:b/>
       <w:i/>
+      <w:color w:val="60a0b0"/>
     </w:rPr>
   </w:style>
   <w:style w:type="character" w:customStyle="1" w:styleId="AlertTok">
     <w:name w:val="AlertTok"/>
     <w:basedOn w:val="VerbatimChar"/>
     <w:rPr>
+      <w:b/>
       <w:color w:val="ff0000"/>
-      <w:b/>
     </w:rPr>
   </w:style>
   <w:style w:type="character" w:customStyle="1" w:styleId="ErrorTok">
     <w:name w:val="ErrorTok"/>
     <w:basedOn w:val="VerbatimChar"/>
     <w:rPr>
+      <w:b/>
       <w:color w:val="ff0000"/>
-      <w:b/>
     </w:rPr>
   </w:style>
   <w:style w:type="character" w:customStyle="1" w:styleId="NormalTok">
